--- a/matriz-viral/entregables/4-Actualizar-correos-automatizaciones.docx
+++ b/matriz-viral/entregables/4-Actualizar-correos-automatizaciones.docx
@@ -127,7 +127,19 @@
           <w:sz w:val="21"/>
           <w:szCs w:val="21"/>
         </w:rPr>
-        <w:t xml:space="preserve">De los 149 flujos de la cuenta, 78 están en borrador. Ahí dentro está todo lo de nutrición y recontacto — el símbolo ⛔ del nombre no es decoración, es el estado real.</w:t>
+        <w:t xml:space="preserve">De los 148 flujos de la cuenta, 72 están en borrador. Ahí dentro está todo lo de nutrición y recontacto — el símbolo ⛔ del nombre no es decoración, es el estado real.</w:t>
+      </w:r>
+    </w:p>
+    <w:p>
+      <w:pPr>
+        <w:spacing w:after="80"/>
+      </w:pPr>
+      <w:r>
+        <w:rPr>
+          <w:sz w:val="21"/>
+          <w:szCs w:val="21"/>
+        </w:rPr>
+        <w:t xml:space="preserve">Corte del 2026-08-24. Este recuento se rehace en cada corrida, así que si el equipo enciende un flujo, la próxima versión de este documento ya lo refleja.</w:t>
       </w:r>
     </w:p>
     <w:tbl>
@@ -422,7 +434,7 @@
                 <w:sz w:val="18"/>
                 <w:szCs w:val="18"/>
               </w:rPr>
-              <w:t xml:space="preserve">Lead Recontacto Máster BIM+IA</w:t>
+              <w:t xml:space="preserve">Oportunidad Futura + Seguimiento</w:t>
             </w:r>
           </w:p>
         </w:tc>
@@ -452,7 +464,7 @@
                 <w:sz w:val="18"/>
                 <w:szCs w:val="18"/>
               </w:rPr>
-              <w:t xml:space="preserve">Oportunidad Futura + Seguimiento</w:t>
+              <w:t xml:space="preserve">⛔ Seguimientos Nutrición CORREOS - Acceso a Módulo 1 Diplomado</w:t>
             </w:r>
           </w:p>
         </w:tc>
@@ -482,7 +494,7 @@
                 <w:sz w:val="18"/>
                 <w:szCs w:val="18"/>
               </w:rPr>
-              <w:t xml:space="preserve">⛔ Seguimientos Nutrición CORREOS - Acceso a Módulo 1 Diplomado</w:t>
+              <w:t xml:space="preserve">⛔ Seguimientos Nutrición WHATSAPP - Acceso a Módulo 1 Diplomado</w:t>
             </w:r>
           </w:p>
         </w:tc>
@@ -512,97 +524,7 @@
                 <w:sz w:val="18"/>
                 <w:szCs w:val="18"/>
               </w:rPr>
-              <w:t xml:space="preserve">⛔ Seguimientos Nutrición WHATSAPP - Acceso a Módulo 1 Diplomado</w:t>
-            </w:r>
-          </w:p>
-        </w:tc>
-      </w:tr>
-      <w:tr>
-        <w:tc>
-          <w:tcPr>
-            <w:tcW w:type="dxa" w:w="1900"/>
-          </w:tcPr>
-          <w:p>
-            <w:r>
-              <w:rPr>
-                <w:sz w:val="18"/>
-                <w:szCs w:val="18"/>
-              </w:rPr>
-              <w:t xml:space="preserve">⛔ borrador</w:t>
-            </w:r>
-          </w:p>
-        </w:tc>
-        <w:tc>
-          <w:tcPr>
-            <w:tcW w:type="dxa" w:w="8600"/>
-          </w:tcPr>
-          <w:p>
-            <w:r>
-              <w:rPr>
-                <w:sz w:val="18"/>
-                <w:szCs w:val="18"/>
-              </w:rPr>
               <w:t xml:space="preserve">⛔ Seguimientos Nutrición WHATSAPP - Generación de interés</w:t>
-            </w:r>
-          </w:p>
-        </w:tc>
-      </w:tr>
-      <w:tr>
-        <w:tc>
-          <w:tcPr>
-            <w:tcW w:type="dxa" w:w="1900"/>
-          </w:tcPr>
-          <w:p>
-            <w:r>
-              <w:rPr>
-                <w:sz w:val="18"/>
-                <w:szCs w:val="18"/>
-              </w:rPr>
-              <w:t xml:space="preserve">⛔ borrador</w:t>
-            </w:r>
-          </w:p>
-        </w:tc>
-        <w:tc>
-          <w:tcPr>
-            <w:tcW w:type="dxa" w:w="8600"/>
-          </w:tcPr>
-          <w:p>
-            <w:r>
-              <w:rPr>
-                <w:sz w:val="18"/>
-                <w:szCs w:val="18"/>
-              </w:rPr>
-              <w:t xml:space="preserve">Seguimiento Correo + Oportunidad Futura (Cursos)</w:t>
-            </w:r>
-          </w:p>
-        </w:tc>
-      </w:tr>
-      <w:tr>
-        <w:tc>
-          <w:tcPr>
-            <w:tcW w:type="dxa" w:w="1900"/>
-          </w:tcPr>
-          <w:p>
-            <w:r>
-              <w:rPr>
-                <w:sz w:val="18"/>
-                <w:szCs w:val="18"/>
-              </w:rPr>
-              <w:t xml:space="preserve">⛔ borrador</w:t>
-            </w:r>
-          </w:p>
-        </w:tc>
-        <w:tc>
-          <w:tcPr>
-            <w:tcW w:type="dxa" w:w="8600"/>
-          </w:tcPr>
-          <w:p>
-            <w:r>
-              <w:rPr>
-                <w:sz w:val="18"/>
-                <w:szCs w:val="18"/>
-              </w:rPr>
-              <w:t xml:space="preserve">✅ Oportunidad Futura (Comunidad + Nurture + Oferta)</w:t>
             </w:r>
           </w:p>
         </w:tc>
@@ -651,7 +573,7 @@
           <w:sz w:val="21"/>
           <w:szCs w:val="21"/>
         </w:rPr>
-        <w:t xml:space="preserve">Hay 20 plantillas con el nombre repetido y 21 copias de más: versiones con 🟢, sin 🟢 y alguna marcada (clone).</w:t>
+        <w:t xml:space="preserve">Hay 19 plantillas con el nombre repetido y 20 copias de más: versiones con 🟢, sin 🟢 y alguna marcada (clone).</w:t>
       </w:r>
     </w:p>
     <w:tbl>
@@ -826,7 +748,7 @@
                 <w:sz w:val="18"/>
                 <w:szCs w:val="18"/>
               </w:rPr>
-              <w:t xml:space="preserve">MASTER1AD - Se confirma agenda Bienvenida agenda</w:t>
+              <w:t xml:space="preserve">MASTER1AD - Se confirma agenda Correo 6hs antes</w:t>
             </w:r>
           </w:p>
         </w:tc>
@@ -856,7 +778,7 @@
                 <w:sz w:val="18"/>
                 <w:szCs w:val="18"/>
               </w:rPr>
-              <w:t xml:space="preserve">MASTER1AD - Se confirma agenda Correo 6hs antes</w:t>
+              <w:t xml:space="preserve">(E1) Lead mal encaje-Correo01</w:t>
             </w:r>
           </w:p>
         </w:tc>
@@ -886,7 +808,7 @@
                 <w:sz w:val="18"/>
                 <w:szCs w:val="18"/>
               </w:rPr>
-              <w:t xml:space="preserve">(E1) Lead mal encaje-Correo01</w:t>
+              <w:t xml:space="preserve">(E2) Lead sin calificar-Correo04</w:t>
             </w:r>
           </w:p>
         </w:tc>
@@ -916,7 +838,7 @@
                 <w:sz w:val="18"/>
                 <w:szCs w:val="18"/>
               </w:rPr>
-              <w:t xml:space="preserve">(E2) Lead sin calificar-Correo04</w:t>
+              <w:t xml:space="preserve">(E4) Oportunidad-Correo12</w:t>
             </w:r>
           </w:p>
         </w:tc>
@@ -946,7 +868,7 @@
                 <w:sz w:val="18"/>
                 <w:szCs w:val="18"/>
               </w:rPr>
-              <w:t xml:space="preserve">(E4) Oportunidad-Correo12</w:t>
+              <w:t xml:space="preserve">(E4) Oportunidad-Correo11</w:t>
             </w:r>
           </w:p>
         </w:tc>
@@ -976,7 +898,7 @@
                 <w:sz w:val="18"/>
                 <w:szCs w:val="18"/>
               </w:rPr>
-              <w:t xml:space="preserve">(E4) Oportunidad-Correo11</w:t>
+              <w:t xml:space="preserve">(E3) MQL-Correo09</w:t>
             </w:r>
           </w:p>
         </w:tc>
@@ -1006,7 +928,7 @@
                 <w:sz w:val="18"/>
                 <w:szCs w:val="18"/>
               </w:rPr>
-              <w:t xml:space="preserve">(E3) MQL-Correo09</w:t>
+              <w:t xml:space="preserve">(E2) Lead sin calificar-Correo06</w:t>
             </w:r>
           </w:p>
         </w:tc>
